--- a/reports/projects/4.1.4_Report.docx
+++ b/reports/projects/4.1.4_Report.docx
@@ -394,7 +394,7 @@
                 <w:sz w:val="20"/>
                 <w:szCs w:val="20"/>
               </w:rPr>
-              <w:t xml:space="preserve">KPI Metric</w:t>
+              <w:t xml:space="preserve">KPI Current</w:t>
             </w:r>
           </w:p>
         </w:tc>
@@ -464,7 +464,147 @@
                 <w:sz w:val="20"/>
                 <w:szCs w:val="20"/>
               </w:rPr>
-              <w:t xml:space="preserve">25-26 Goal</w:t>
+              <w:t xml:space="preserve">2030 Goal</w:t>
+            </w:r>
+          </w:p>
+        </w:tc>
+        <w:tc>
+          <w:tcPr>
+            <w:tcW w:type="dxa" w:w="7200"/>
+            <w:tcBorders>
+              <w:top w:val="single" w:color="CCCCCC" w:sz="1"/>
+              <w:left w:val="single" w:color="CCCCCC" w:sz="1"/>
+              <w:bottom w:val="single" w:color="CCCCCC" w:sz="1"/>
+              <w:right w:val="single" w:color="CCCCCC" w:sz="1"/>
+            </w:tcBorders>
+            <w:shd w:fill="FFFFFF" w:val="clear"/>
+            <w:tcMar>
+              <w:top w:type="dxa" w:w="60"/>
+              <w:left w:type="dxa" w:w="100"/>
+              <w:bottom w:type="dxa" w:w="60"/>
+              <w:right w:type="dxa" w:w="100"/>
+            </w:tcMar>
+          </w:tcPr>
+          <w:p>
+            <w:pPr>
+              <w:jc w:val="left"/>
+            </w:pPr>
+            <w:r>
+              <w:rPr>
+                <w:rFonts w:ascii="Cambria" w:cs="Cambria" w:eastAsia="Cambria" w:hAnsi="Cambria"/>
+                <w:b w:val="false"/>
+                <w:bCs w:val="false"/>
+                <w:color w:val="0A2240"/>
+                <w:sz w:val="20"/>
+                <w:szCs w:val="20"/>
+              </w:rPr>
+              <w:t xml:space="preserve">5</w:t>
+            </w:r>
+          </w:p>
+        </w:tc>
+      </w:tr>
+      <w:tr>
+        <w:tc>
+          <w:tcPr>
+            <w:tcW w:type="dxa" w:w="3600"/>
+            <w:tcBorders>
+              <w:top w:val="single" w:color="CCCCCC" w:sz="1"/>
+              <w:left w:val="single" w:color="CCCCCC" w:sz="1"/>
+              <w:bottom w:val="single" w:color="CCCCCC" w:sz="1"/>
+              <w:right w:val="single" w:color="CCCCCC" w:sz="1"/>
+            </w:tcBorders>
+            <w:shd w:fill="F0F0F0" w:val="clear"/>
+            <w:tcMar>
+              <w:top w:type="dxa" w:w="60"/>
+              <w:left w:type="dxa" w:w="100"/>
+              <w:bottom w:type="dxa" w:w="60"/>
+              <w:right w:type="dxa" w:w="100"/>
+            </w:tcMar>
+          </w:tcPr>
+          <w:p>
+            <w:pPr>
+              <w:jc w:val="left"/>
+            </w:pPr>
+            <w:r>
+              <w:rPr>
+                <w:rFonts w:ascii="Cambria" w:cs="Cambria" w:eastAsia="Cambria" w:hAnsi="Cambria"/>
+                <w:b/>
+                <w:bCs/>
+                <w:color w:val="163A5F"/>
+                <w:sz w:val="20"/>
+                <w:szCs w:val="20"/>
+              </w:rPr>
+              <w:t xml:space="preserve">2030 Stretch</w:t>
+            </w:r>
+          </w:p>
+        </w:tc>
+        <w:tc>
+          <w:tcPr>
+            <w:tcW w:type="dxa" w:w="7200"/>
+            <w:tcBorders>
+              <w:top w:val="single" w:color="CCCCCC" w:sz="1"/>
+              <w:left w:val="single" w:color="CCCCCC" w:sz="1"/>
+              <w:bottom w:val="single" w:color="CCCCCC" w:sz="1"/>
+              <w:right w:val="single" w:color="CCCCCC" w:sz="1"/>
+            </w:tcBorders>
+            <w:shd w:fill="F0F0F0" w:val="clear"/>
+            <w:tcMar>
+              <w:top w:type="dxa" w:w="60"/>
+              <w:left w:type="dxa" w:w="100"/>
+              <w:bottom w:type="dxa" w:w="60"/>
+              <w:right w:type="dxa" w:w="100"/>
+            </w:tcMar>
+          </w:tcPr>
+          <w:p>
+            <w:pPr>
+              <w:jc w:val="left"/>
+            </w:pPr>
+            <w:r>
+              <w:rPr>
+                <w:rFonts w:ascii="Cambria" w:cs="Cambria" w:eastAsia="Cambria" w:hAnsi="Cambria"/>
+                <w:b w:val="false"/>
+                <w:bCs w:val="false"/>
+                <w:color w:val="C9A84C"/>
+                <w:sz w:val="20"/>
+                <w:szCs w:val="20"/>
+              </w:rPr>
+              <w:t xml:space="preserve">8</w:t>
+            </w:r>
+          </w:p>
+        </w:tc>
+      </w:tr>
+      <w:tr>
+        <w:tc>
+          <w:tcPr>
+            <w:tcW w:type="dxa" w:w="3600"/>
+            <w:tcBorders>
+              <w:top w:val="single" w:color="CCCCCC" w:sz="1"/>
+              <w:left w:val="single" w:color="CCCCCC" w:sz="1"/>
+              <w:bottom w:val="single" w:color="CCCCCC" w:sz="1"/>
+              <w:right w:val="single" w:color="CCCCCC" w:sz="1"/>
+            </w:tcBorders>
+            <w:shd w:fill="FFFFFF" w:val="clear"/>
+            <w:tcMar>
+              <w:top w:type="dxa" w:w="60"/>
+              <w:left w:type="dxa" w:w="100"/>
+              <w:bottom w:type="dxa" w:w="60"/>
+              <w:right w:type="dxa" w:w="100"/>
+            </w:tcMar>
+          </w:tcPr>
+          <w:p>
+            <w:pPr>
+              <w:jc w:val="left"/>
+            </w:pPr>
+            <w:r>
+              <w:rPr>
+                <w:rFonts w:ascii="Cambria" w:cs="Cambria" w:eastAsia="Cambria" w:hAnsi="Cambria"/>
+                <w:b/>
+                <w:bCs/>
+                <w:color w:val="163A5F"/>
+                <w:sz w:val="20"/>
+                <w:szCs w:val="20"/>
+              </w:rPr>
+              <w:t xml:space="preserve">25-26</w:t>
             </w:r>
           </w:p>
         </w:tc>
@@ -498,7 +638,7 @@
                 <w:sz w:val="20"/>
                 <w:szCs w:val="20"/>
               </w:rPr>
-              <w:t xml:space="preserve">1</w:t>
+              <w:t xml:space="preserve">0/1</w:t>
             </w:r>
           </w:p>
         </w:tc>
@@ -534,7 +674,7 @@
                 <w:sz w:val="20"/>
                 <w:szCs w:val="20"/>
               </w:rPr>
-              <w:t xml:space="preserve">25-26 Stretch</w:t>
+              <w:t xml:space="preserve">26-27</w:t>
             </w:r>
           </w:p>
         </w:tc>
@@ -564,11 +704,11 @@
                 <w:rFonts w:ascii="Cambria" w:cs="Cambria" w:eastAsia="Cambria" w:hAnsi="Cambria"/>
                 <w:b w:val="false"/>
                 <w:bCs w:val="false"/>
-                <w:color w:val="C9A84C"/>
-                <w:sz w:val="20"/>
-                <w:szCs w:val="20"/>
-              </w:rPr>
-              <w:t xml:space="preserve">2</w:t>
+                <w:color w:val="333333"/>
+                <w:sz w:val="20"/>
+                <w:szCs w:val="20"/>
+              </w:rPr>
+              <w:t xml:space="preserve">0/2</w:t>
             </w:r>
           </w:p>
         </w:tc>
@@ -604,7 +744,7 @@
                 <w:sz w:val="20"/>
                 <w:szCs w:val="20"/>
               </w:rPr>
-              <w:t xml:space="preserve">26-27 Goal</w:t>
+              <w:t xml:space="preserve">27-28</w:t>
             </w:r>
           </w:p>
         </w:tc>
@@ -638,7 +778,7 @@
                 <w:sz w:val="20"/>
                 <w:szCs w:val="20"/>
               </w:rPr>
-              <w:t xml:space="preserve">2</w:t>
+              <w:t xml:space="preserve">0/3</w:t>
             </w:r>
           </w:p>
         </w:tc>
@@ -674,7 +814,7 @@
                 <w:sz w:val="20"/>
                 <w:szCs w:val="20"/>
               </w:rPr>
-              <w:t xml:space="preserve">27-28 Goal</w:t>
+              <w:t xml:space="preserve">28-29</w:t>
             </w:r>
           </w:p>
         </w:tc>
@@ -708,7 +848,7 @@
                 <w:sz w:val="20"/>
                 <w:szCs w:val="20"/>
               </w:rPr>
-              <w:t xml:space="preserve">3</w:t>
+              <w:t xml:space="preserve">0/4</w:t>
             </w:r>
           </w:p>
         </w:tc>
@@ -744,7 +884,7 @@
                 <w:sz w:val="20"/>
                 <w:szCs w:val="20"/>
               </w:rPr>
-              <w:t xml:space="preserve">28-29 Goal</w:t>
+              <w:t xml:space="preserve">29-30</w:t>
             </w:r>
           </w:p>
         </w:tc>
@@ -778,77 +918,7 @@
                 <w:sz w:val="20"/>
                 <w:szCs w:val="20"/>
               </w:rPr>
-              <w:t xml:space="preserve">4</w:t>
-            </w:r>
-          </w:p>
-        </w:tc>
-      </w:tr>
-      <w:tr>
-        <w:tc>
-          <w:tcPr>
-            <w:tcW w:type="dxa" w:w="3600"/>
-            <w:tcBorders>
-              <w:top w:val="single" w:color="CCCCCC" w:sz="1"/>
-              <w:left w:val="single" w:color="CCCCCC" w:sz="1"/>
-              <w:bottom w:val="single" w:color="CCCCCC" w:sz="1"/>
-              <w:right w:val="single" w:color="CCCCCC" w:sz="1"/>
-            </w:tcBorders>
-            <w:shd w:fill="F0F0F0" w:val="clear"/>
-            <w:tcMar>
-              <w:top w:type="dxa" w:w="60"/>
-              <w:left w:type="dxa" w:w="100"/>
-              <w:bottom w:type="dxa" w:w="60"/>
-              <w:right w:type="dxa" w:w="100"/>
-            </w:tcMar>
-          </w:tcPr>
-          <w:p>
-            <w:pPr>
-              <w:jc w:val="left"/>
-            </w:pPr>
-            <w:r>
-              <w:rPr>
-                <w:rFonts w:ascii="Cambria" w:cs="Cambria" w:eastAsia="Cambria" w:hAnsi="Cambria"/>
-                <w:b/>
-                <w:bCs/>
-                <w:color w:val="163A5F"/>
-                <w:sz w:val="20"/>
-                <w:szCs w:val="20"/>
-              </w:rPr>
-              <w:t xml:space="preserve">29-30 Goal (Vision 2030)</w:t>
-            </w:r>
-          </w:p>
-        </w:tc>
-        <w:tc>
-          <w:tcPr>
-            <w:tcW w:type="dxa" w:w="7200"/>
-            <w:tcBorders>
-              <w:top w:val="single" w:color="CCCCCC" w:sz="1"/>
-              <w:left w:val="single" w:color="CCCCCC" w:sz="1"/>
-              <w:bottom w:val="single" w:color="CCCCCC" w:sz="1"/>
-              <w:right w:val="single" w:color="CCCCCC" w:sz="1"/>
-            </w:tcBorders>
-            <w:shd w:fill="F0F0F0" w:val="clear"/>
-            <w:tcMar>
-              <w:top w:type="dxa" w:w="60"/>
-              <w:left w:type="dxa" w:w="100"/>
-              <w:bottom w:type="dxa" w:w="60"/>
-              <w:right w:type="dxa" w:w="100"/>
-            </w:tcMar>
-          </w:tcPr>
-          <w:p>
-            <w:pPr>
-              <w:jc w:val="left"/>
-            </w:pPr>
-            <w:r>
-              <w:rPr>
-                <w:rFonts w:ascii="Cambria" w:cs="Cambria" w:eastAsia="Cambria" w:hAnsi="Cambria"/>
-                <w:b w:val="false"/>
-                <w:bCs w:val="false"/>
-                <w:color w:val="333333"/>
-                <w:sz w:val="20"/>
-                <w:szCs w:val="20"/>
-              </w:rPr>
-              <w:t xml:space="preserve">5</w:t>
+              <w:t xml:space="preserve">0/5</w:t>
             </w:r>
           </w:p>
         </w:tc>

--- a/reports/projects/4.1.4_Report.docx
+++ b/reports/projects/4.1.4_Report.docx
@@ -987,6 +987,28 @@
         <w:pStyle w:val="Heading2"/>
       </w:pPr>
       <w:r>
+        <w:t xml:space="preserve">Workplan Notes</w:t>
+      </w:r>
+    </w:p>
+    <w:p>
+      <w:pPr>
+        <w:spacing w:after="160"/>
+      </w:pPr>
+      <w:r>
+        <w:rPr>
+          <w:rFonts w:ascii="Cambria" w:cs="Cambria" w:eastAsia="Cambria" w:hAnsi="Cambria"/>
+          <w:color w:val="444444"/>
+          <w:sz w:val="21"/>
+          <w:szCs w:val="21"/>
+        </w:rPr>
+        <w:t xml:space="preserve">29 Palms Demo: New demonstration project launched. Developing CPL pathways for 42 Military Occupational Specialties (MOS) trained at MCAGCC. Coordinated outreach with Cal VET and military education center underway.</w:t>
+      </w:r>
+    </w:p>
+    <w:p>
+      <w:pPr>
+        <w:pStyle w:val="Heading2"/>
+      </w:pPr>
+      <w:r>
         <w:t xml:space="preserve">Milestones</w:t>
       </w:r>
     </w:p>
@@ -1023,7 +1045,7 @@
           <w:sz w:val="18"/>
           <w:szCs w:val="18"/>
         </w:rPr>
-        <w:t xml:space="preserve">1 logged update — newest first</w:t>
+        <w:t xml:space="preserve">2 logged updates — newest first</w:t>
       </w:r>
     </w:p>
     <w:tbl>
@@ -1247,6 +1269,110 @@
                 <w:szCs w:val="18"/>
               </w:rPr>
               <w:t xml:space="preserve">New demonstration project launched; coordinated outreach with Cal VET and military education center underway</w:t>
+            </w:r>
+          </w:p>
+        </w:tc>
+      </w:tr>
+      <w:tr>
+        <w:tc>
+          <w:tcPr>
+            <w:tcW w:type="dxa" w:w="1800"/>
+            <w:tcBorders>
+              <w:top w:val="single" w:color="CCCCCC" w:sz="1"/>
+              <w:left w:val="single" w:color="CCCCCC" w:sz="1"/>
+              <w:bottom w:val="single" w:color="CCCCCC" w:sz="1"/>
+              <w:right w:val="single" w:color="CCCCCC" w:sz="1"/>
+            </w:tcBorders>
+            <w:shd w:fill="FFFFFF" w:val="clear"/>
+            <w:tcMar>
+              <w:top w:type="dxa" w:w="60"/>
+              <w:left w:type="dxa" w:w="100"/>
+              <w:bottom w:type="dxa" w:w="60"/>
+              <w:right w:type="dxa" w:w="100"/>
+            </w:tcMar>
+          </w:tcPr>
+          <w:p>
+            <w:pPr>
+              <w:jc w:val="left"/>
+            </w:pPr>
+            <w:r>
+              <w:rPr>
+                <w:rFonts w:ascii="Cambria" w:cs="Cambria" w:eastAsia="Cambria" w:hAnsi="Cambria"/>
+                <w:b w:val="false"/>
+                <w:bCs w:val="false"/>
+                <w:color w:val="666666"/>
+                <w:sz w:val="18"/>
+                <w:szCs w:val="18"/>
+              </w:rPr>
+              <w:t xml:space="preserve">2026-04-08</w:t>
+            </w:r>
+          </w:p>
+        </w:tc>
+        <w:tc>
+          <w:tcPr>
+            <w:tcW w:type="dxa" w:w="1600"/>
+            <w:tcBorders>
+              <w:top w:val="single" w:color="CCCCCC" w:sz="1"/>
+              <w:left w:val="single" w:color="CCCCCC" w:sz="1"/>
+              <w:bottom w:val="single" w:color="CCCCCC" w:sz="1"/>
+              <w:right w:val="single" w:color="CCCCCC" w:sz="1"/>
+            </w:tcBorders>
+            <w:shd w:fill="FFFFFF" w:val="clear"/>
+            <w:tcMar>
+              <w:top w:type="dxa" w:w="60"/>
+              <w:left w:type="dxa" w:w="100"/>
+              <w:bottom w:type="dxa" w:w="60"/>
+              <w:right w:type="dxa" w:w="100"/>
+            </w:tcMar>
+          </w:tcPr>
+          <w:p>
+            <w:pPr>
+              <w:jc w:val="center"/>
+            </w:pPr>
+            <w:r>
+              <w:rPr>
+                <w:rFonts w:ascii="Cambria" w:cs="Cambria" w:eastAsia="Cambria" w:hAnsi="Cambria"/>
+                <w:b/>
+                <w:bCs/>
+                <w:color w:val="C9A84C"/>
+                <w:sz w:val="17"/>
+                <w:szCs w:val="17"/>
+              </w:rPr>
+              <w:t xml:space="preserve">Workplan</w:t>
+            </w:r>
+          </w:p>
+        </w:tc>
+        <w:tc>
+          <w:tcPr>
+            <w:tcW w:type="dxa" w:w="7400"/>
+            <w:tcBorders>
+              <w:top w:val="single" w:color="CCCCCC" w:sz="1"/>
+              <w:left w:val="single" w:color="CCCCCC" w:sz="1"/>
+              <w:bottom w:val="single" w:color="CCCCCC" w:sz="1"/>
+              <w:right w:val="single" w:color="CCCCCC" w:sz="1"/>
+            </w:tcBorders>
+            <w:shd w:fill="FFFFFF" w:val="clear"/>
+            <w:tcMar>
+              <w:top w:type="dxa" w:w="60"/>
+              <w:left w:type="dxa" w:w="100"/>
+              <w:bottom w:type="dxa" w:w="60"/>
+              <w:right w:type="dxa" w:w="100"/>
+            </w:tcMar>
+          </w:tcPr>
+          <w:p>
+            <w:pPr>
+              <w:jc w:val="left"/>
+            </w:pPr>
+            <w:r>
+              <w:rPr>
+                <w:rFonts w:ascii="Cambria" w:cs="Cambria" w:eastAsia="Cambria" w:hAnsi="Cambria"/>
+                <w:b w:val="false"/>
+                <w:bCs w:val="false"/>
+                <w:color w:val="333333"/>
+                <w:sz w:val="18"/>
+                <w:szCs w:val="18"/>
+              </w:rPr>
+              <w:t xml:space="preserve">29 Palms Demo: New demonstration project launched. Developing CPL pathways for 42 Military Occupational Specialties (MOS) trained at MCAGCC. Coordinated outreach with Cal VET and military education center underway.</w:t>
             </w:r>
           </w:p>
         </w:tc>

--- a/reports/projects/4.1.4_Report.docx
+++ b/reports/projects/4.1.4_Report.docx
@@ -64,7 +64,7 @@
           <w:sz w:val="19"/>
           <w:szCs w:val="19"/>
         </w:rPr>
-        <w:t xml:space="preserve">April 8, 2026</w:t>
+        <w:t xml:space="preserve">April 14, 2026</w:t>
       </w:r>
     </w:p>
     <w:tbl>
@@ -1449,7 +1449,7 @@
         <w:sz w:val="14"/>
         <w:szCs w:val="14"/>
       </w:rPr>
-      <w:t xml:space="preserve">Generated April 8, 2026  |  California Community Colleges  |  MAP Initiative</w:t>
+      <w:t xml:space="preserve">Generated April 14, 2026  |  California Community Colleges  |  MAP Initiative</w:t>
     </w:r>
     <w:r>
       <w:rPr>

--- a/reports/projects/4.1.4_Report.docx
+++ b/reports/projects/4.1.4_Report.docx
@@ -13,12 +13,12 @@
       </w:pPr>
       <w:r>
         <w:rPr>
-          <w:rFonts w:ascii="Cambria" w:cs="Cambria" w:eastAsia="Cambria" w:hAnsi="Cambria"/>
           <w:b/>
           <w:bCs/>
           <w:color w:val="0A2240"/>
           <w:sz w:val="32"/>
           <w:szCs w:val="32"/>
+          <w:rFonts w:ascii="Cambria" w:cs="Cambria" w:eastAsia="Cambria" w:hAnsi="Cambria"/>
         </w:rPr>
         <w:t xml:space="preserve">4.1.4  29 Palms Marine Corps Base Demo</w:t>
       </w:r>
@@ -30,12 +30,12 @@
       </w:pPr>
       <w:r>
         <w:rPr>
-          <w:rFonts w:ascii="Cambria" w:cs="Cambria" w:eastAsia="Cambria" w:hAnsi="Cambria"/>
           <w:b/>
           <w:bCs/>
           <w:color w:val="C9A84C"/>
           <w:sz w:val="24"/>
           <w:szCs w:val="24"/>
+          <w:rFonts w:ascii="Cambria" w:cs="Cambria" w:eastAsia="Cambria" w:hAnsi="Cambria"/>
         </w:rPr>
         <w:t xml:space="preserve">↑ In Progress</w:t>
       </w:r>
@@ -50,21 +50,21 @@
       </w:pPr>
       <w:r>
         <w:rPr>
-          <w:rFonts w:ascii="Cambria" w:cs="Cambria" w:eastAsia="Cambria" w:hAnsi="Cambria"/>
           <w:color w:val="666666"/>
           <w:sz w:val="19"/>
           <w:szCs w:val="19"/>
+          <w:rFonts w:ascii="Cambria" w:cs="Cambria" w:eastAsia="Cambria" w:hAnsi="Cambria"/>
         </w:rPr>
         <w:t xml:space="preserve">Activity 4: Sprints, Projects &amp; Partnerships  |  Goal 1  |  </w:t>
       </w:r>
       <w:r>
         <w:rPr>
-          <w:rFonts w:ascii="Cambria" w:cs="Cambria" w:eastAsia="Cambria" w:hAnsi="Cambria"/>
           <w:color w:val="666666"/>
           <w:sz w:val="19"/>
           <w:szCs w:val="19"/>
+          <w:rFonts w:ascii="Cambria" w:cs="Cambria" w:eastAsia="Cambria" w:hAnsi="Cambria"/>
         </w:rPr>
-        <w:t xml:space="preserve">April 14, 2026</w:t>
+        <w:t xml:space="preserve">July 2, 2026</w:t>
       </w:r>
     </w:p>
     <w:tbl>
@@ -107,12 +107,12 @@
             </w:pPr>
             <w:r>
               <w:rPr>
-                <w:rFonts w:ascii="Cambria" w:cs="Cambria" w:eastAsia="Cambria" w:hAnsi="Cambria"/>
                 <w:b/>
                 <w:bCs/>
                 <w:color w:val="163A5F"/>
                 <w:sz w:val="20"/>
                 <w:szCs w:val="20"/>
+                <w:rFonts w:ascii="Cambria" w:cs="Cambria" w:eastAsia="Cambria" w:hAnsi="Cambria"/>
               </w:rPr>
               <w:t xml:space="preserve">Status</w:t>
             </w:r>
@@ -141,12 +141,12 @@
             </w:pPr>
             <w:r>
               <w:rPr>
-                <w:rFonts w:ascii="Cambria" w:cs="Cambria" w:eastAsia="Cambria" w:hAnsi="Cambria"/>
                 <w:b/>
                 <w:bCs/>
                 <w:color w:val="C9A84C"/>
                 <w:sz w:val="20"/>
                 <w:szCs w:val="20"/>
+                <w:rFonts w:ascii="Cambria" w:cs="Cambria" w:eastAsia="Cambria" w:hAnsi="Cambria"/>
               </w:rPr>
               <w:t xml:space="preserve">In Progress</w:t>
             </w:r>
@@ -177,12 +177,12 @@
             </w:pPr>
             <w:r>
               <w:rPr>
-                <w:rFonts w:ascii="Cambria" w:cs="Cambria" w:eastAsia="Cambria" w:hAnsi="Cambria"/>
                 <w:b/>
                 <w:bCs/>
                 <w:color w:val="163A5F"/>
                 <w:sz w:val="20"/>
                 <w:szCs w:val="20"/>
+                <w:rFonts w:ascii="Cambria" w:cs="Cambria" w:eastAsia="Cambria" w:hAnsi="Cambria"/>
               </w:rPr>
               <w:t xml:space="preserve">Progress</w:t>
             </w:r>
@@ -211,12 +211,12 @@
             </w:pPr>
             <w:r>
               <w:rPr>
-                <w:rFonts w:ascii="Cambria" w:cs="Cambria" w:eastAsia="Cambria" w:hAnsi="Cambria"/>
                 <w:b/>
                 <w:bCs/>
                 <w:color w:val="C9A84C"/>
                 <w:sz w:val="20"/>
                 <w:szCs w:val="20"/>
+                <w:rFonts w:ascii="Cambria" w:cs="Cambria" w:eastAsia="Cambria" w:hAnsi="Cambria"/>
               </w:rPr>
               <w:t xml:space="preserve">20%</w:t>
             </w:r>
@@ -247,12 +247,12 @@
             </w:pPr>
             <w:r>
               <w:rPr>
-                <w:rFonts w:ascii="Cambria" w:cs="Cambria" w:eastAsia="Cambria" w:hAnsi="Cambria"/>
                 <w:b/>
                 <w:bCs/>
                 <w:color w:val="163A5F"/>
                 <w:sz w:val="20"/>
                 <w:szCs w:val="20"/>
+                <w:rFonts w:ascii="Cambria" w:cs="Cambria" w:eastAsia="Cambria" w:hAnsi="Cambria"/>
               </w:rPr>
               <w:t xml:space="preserve">Lead</w:t>
             </w:r>
@@ -281,12 +281,12 @@
             </w:pPr>
             <w:r>
               <w:rPr>
-                <w:rFonts w:ascii="Cambria" w:cs="Cambria" w:eastAsia="Cambria" w:hAnsi="Cambria"/>
                 <w:b w:val="false"/>
                 <w:bCs w:val="false"/>
                 <w:color w:val="333333"/>
                 <w:sz w:val="20"/>
                 <w:szCs w:val="20"/>
+                <w:rFonts w:ascii="Cambria" w:cs="Cambria" w:eastAsia="Cambria" w:hAnsi="Cambria"/>
               </w:rPr>
               <w:t xml:space="preserve">Calvin Klein Gloria</w:t>
             </w:r>
@@ -317,12 +317,12 @@
             </w:pPr>
             <w:r>
               <w:rPr>
-                <w:rFonts w:ascii="Cambria" w:cs="Cambria" w:eastAsia="Cambria" w:hAnsi="Cambria"/>
                 <w:b/>
                 <w:bCs/>
                 <w:color w:val="163A5F"/>
                 <w:sz w:val="20"/>
                 <w:szCs w:val="20"/>
+                <w:rFonts w:ascii="Cambria" w:cs="Cambria" w:eastAsia="Cambria" w:hAnsi="Cambria"/>
               </w:rPr>
               <w:t xml:space="preserve">Budget</w:t>
             </w:r>
@@ -351,12 +351,12 @@
             </w:pPr>
             <w:r>
               <w:rPr>
-                <w:rFonts w:ascii="Cambria" w:cs="Cambria" w:eastAsia="Cambria" w:hAnsi="Cambria"/>
                 <w:b w:val="false"/>
                 <w:bCs w:val="false"/>
                 <w:color w:val="333333"/>
                 <w:sz w:val="20"/>
                 <w:szCs w:val="20"/>
+                <w:rFonts w:ascii="Cambria" w:cs="Cambria" w:eastAsia="Cambria" w:hAnsi="Cambria"/>
               </w:rPr>
               <w:t xml:space="preserve">Included in 1.1 (MAP Team Operations (GFA0164))</w:t>
             </w:r>
@@ -387,12 +387,12 @@
             </w:pPr>
             <w:r>
               <w:rPr>
-                <w:rFonts w:ascii="Cambria" w:cs="Cambria" w:eastAsia="Cambria" w:hAnsi="Cambria"/>
                 <w:b/>
                 <w:bCs/>
                 <w:color w:val="163A5F"/>
                 <w:sz w:val="20"/>
                 <w:szCs w:val="20"/>
+                <w:rFonts w:ascii="Cambria" w:cs="Cambria" w:eastAsia="Cambria" w:hAnsi="Cambria"/>
               </w:rPr>
               <w:t xml:space="preserve">KPI Current</w:t>
             </w:r>
@@ -421,12 +421,12 @@
             </w:pPr>
             <w:r>
               <w:rPr>
-                <w:rFonts w:ascii="Cambria" w:cs="Cambria" w:eastAsia="Cambria" w:hAnsi="Cambria"/>
                 <w:b w:val="false"/>
                 <w:bCs w:val="false"/>
                 <w:color w:val="0A2240"/>
                 <w:sz w:val="20"/>
                 <w:szCs w:val="20"/>
+                <w:rFonts w:ascii="Cambria" w:cs="Cambria" w:eastAsia="Cambria" w:hAnsi="Cambria"/>
               </w:rPr>
               <w:t xml:space="preserve">0 MOS pathways developed</w:t>
             </w:r>
@@ -457,12 +457,12 @@
             </w:pPr>
             <w:r>
               <w:rPr>
-                <w:rFonts w:ascii="Cambria" w:cs="Cambria" w:eastAsia="Cambria" w:hAnsi="Cambria"/>
                 <w:b/>
                 <w:bCs/>
                 <w:color w:val="163A5F"/>
                 <w:sz w:val="20"/>
                 <w:szCs w:val="20"/>
+                <w:rFonts w:ascii="Cambria" w:cs="Cambria" w:eastAsia="Cambria" w:hAnsi="Cambria"/>
               </w:rPr>
               <w:t xml:space="preserve">2030 Goal</w:t>
             </w:r>
@@ -491,12 +491,12 @@
             </w:pPr>
             <w:r>
               <w:rPr>
-                <w:rFonts w:ascii="Cambria" w:cs="Cambria" w:eastAsia="Cambria" w:hAnsi="Cambria"/>
                 <w:b w:val="false"/>
                 <w:bCs w:val="false"/>
                 <w:color w:val="0A2240"/>
                 <w:sz w:val="20"/>
                 <w:szCs w:val="20"/>
+                <w:rFonts w:ascii="Cambria" w:cs="Cambria" w:eastAsia="Cambria" w:hAnsi="Cambria"/>
               </w:rPr>
               <w:t xml:space="preserve">5</w:t>
             </w:r>
@@ -527,12 +527,12 @@
             </w:pPr>
             <w:r>
               <w:rPr>
-                <w:rFonts w:ascii="Cambria" w:cs="Cambria" w:eastAsia="Cambria" w:hAnsi="Cambria"/>
                 <w:b/>
                 <w:bCs/>
                 <w:color w:val="163A5F"/>
                 <w:sz w:val="20"/>
                 <w:szCs w:val="20"/>
+                <w:rFonts w:ascii="Cambria" w:cs="Cambria" w:eastAsia="Cambria" w:hAnsi="Cambria"/>
               </w:rPr>
               <w:t xml:space="preserve">2030 Stretch</w:t>
             </w:r>
@@ -561,12 +561,12 @@
             </w:pPr>
             <w:r>
               <w:rPr>
-                <w:rFonts w:ascii="Cambria" w:cs="Cambria" w:eastAsia="Cambria" w:hAnsi="Cambria"/>
                 <w:b w:val="false"/>
                 <w:bCs w:val="false"/>
                 <w:color w:val="C9A84C"/>
                 <w:sz w:val="20"/>
                 <w:szCs w:val="20"/>
+                <w:rFonts w:ascii="Cambria" w:cs="Cambria" w:eastAsia="Cambria" w:hAnsi="Cambria"/>
               </w:rPr>
               <w:t xml:space="preserve">8</w:t>
             </w:r>
@@ -597,12 +597,12 @@
             </w:pPr>
             <w:r>
               <w:rPr>
-                <w:rFonts w:ascii="Cambria" w:cs="Cambria" w:eastAsia="Cambria" w:hAnsi="Cambria"/>
                 <w:b/>
                 <w:bCs/>
                 <w:color w:val="163A5F"/>
                 <w:sz w:val="20"/>
                 <w:szCs w:val="20"/>
+                <w:rFonts w:ascii="Cambria" w:cs="Cambria" w:eastAsia="Cambria" w:hAnsi="Cambria"/>
               </w:rPr>
               <w:t xml:space="preserve">25-26</w:t>
             </w:r>
@@ -631,12 +631,12 @@
             </w:pPr>
             <w:r>
               <w:rPr>
-                <w:rFonts w:ascii="Cambria" w:cs="Cambria" w:eastAsia="Cambria" w:hAnsi="Cambria"/>
                 <w:b w:val="false"/>
                 <w:bCs w:val="false"/>
                 <w:color w:val="333333"/>
                 <w:sz w:val="20"/>
                 <w:szCs w:val="20"/>
+                <w:rFonts w:ascii="Cambria" w:cs="Cambria" w:eastAsia="Cambria" w:hAnsi="Cambria"/>
               </w:rPr>
               <w:t xml:space="preserve">0/1</w:t>
             </w:r>
@@ -667,12 +667,12 @@
             </w:pPr>
             <w:r>
               <w:rPr>
-                <w:rFonts w:ascii="Cambria" w:cs="Cambria" w:eastAsia="Cambria" w:hAnsi="Cambria"/>
                 <w:b/>
                 <w:bCs/>
                 <w:color w:val="163A5F"/>
                 <w:sz w:val="20"/>
                 <w:szCs w:val="20"/>
+                <w:rFonts w:ascii="Cambria" w:cs="Cambria" w:eastAsia="Cambria" w:hAnsi="Cambria"/>
               </w:rPr>
               <w:t xml:space="preserve">26-27</w:t>
             </w:r>
@@ -701,12 +701,12 @@
             </w:pPr>
             <w:r>
               <w:rPr>
-                <w:rFonts w:ascii="Cambria" w:cs="Cambria" w:eastAsia="Cambria" w:hAnsi="Cambria"/>
                 <w:b w:val="false"/>
                 <w:bCs w:val="false"/>
                 <w:color w:val="333333"/>
                 <w:sz w:val="20"/>
                 <w:szCs w:val="20"/>
+                <w:rFonts w:ascii="Cambria" w:cs="Cambria" w:eastAsia="Cambria" w:hAnsi="Cambria"/>
               </w:rPr>
               <w:t xml:space="preserve">0/2</w:t>
             </w:r>
@@ -737,12 +737,12 @@
             </w:pPr>
             <w:r>
               <w:rPr>
-                <w:rFonts w:ascii="Cambria" w:cs="Cambria" w:eastAsia="Cambria" w:hAnsi="Cambria"/>
                 <w:b/>
                 <w:bCs/>
                 <w:color w:val="163A5F"/>
                 <w:sz w:val="20"/>
                 <w:szCs w:val="20"/>
+                <w:rFonts w:ascii="Cambria" w:cs="Cambria" w:eastAsia="Cambria" w:hAnsi="Cambria"/>
               </w:rPr>
               <w:t xml:space="preserve">27-28</w:t>
             </w:r>
@@ -771,12 +771,12 @@
             </w:pPr>
             <w:r>
               <w:rPr>
-                <w:rFonts w:ascii="Cambria" w:cs="Cambria" w:eastAsia="Cambria" w:hAnsi="Cambria"/>
                 <w:b w:val="false"/>
                 <w:bCs w:val="false"/>
                 <w:color w:val="333333"/>
                 <w:sz w:val="20"/>
                 <w:szCs w:val="20"/>
+                <w:rFonts w:ascii="Cambria" w:cs="Cambria" w:eastAsia="Cambria" w:hAnsi="Cambria"/>
               </w:rPr>
               <w:t xml:space="preserve">0/3</w:t>
             </w:r>
@@ -807,12 +807,12 @@
             </w:pPr>
             <w:r>
               <w:rPr>
-                <w:rFonts w:ascii="Cambria" w:cs="Cambria" w:eastAsia="Cambria" w:hAnsi="Cambria"/>
                 <w:b/>
                 <w:bCs/>
                 <w:color w:val="163A5F"/>
                 <w:sz w:val="20"/>
                 <w:szCs w:val="20"/>
+                <w:rFonts w:ascii="Cambria" w:cs="Cambria" w:eastAsia="Cambria" w:hAnsi="Cambria"/>
               </w:rPr>
               <w:t xml:space="preserve">28-29</w:t>
             </w:r>
@@ -841,12 +841,12 @@
             </w:pPr>
             <w:r>
               <w:rPr>
-                <w:rFonts w:ascii="Cambria" w:cs="Cambria" w:eastAsia="Cambria" w:hAnsi="Cambria"/>
                 <w:b w:val="false"/>
                 <w:bCs w:val="false"/>
                 <w:color w:val="333333"/>
                 <w:sz w:val="20"/>
                 <w:szCs w:val="20"/>
+                <w:rFonts w:ascii="Cambria" w:cs="Cambria" w:eastAsia="Cambria" w:hAnsi="Cambria"/>
               </w:rPr>
               <w:t xml:space="preserve">0/4</w:t>
             </w:r>
@@ -877,12 +877,12 @@
             </w:pPr>
             <w:r>
               <w:rPr>
-                <w:rFonts w:ascii="Cambria" w:cs="Cambria" w:eastAsia="Cambria" w:hAnsi="Cambria"/>
                 <w:b/>
                 <w:bCs/>
                 <w:color w:val="163A5F"/>
                 <w:sz w:val="20"/>
                 <w:szCs w:val="20"/>
+                <w:rFonts w:ascii="Cambria" w:cs="Cambria" w:eastAsia="Cambria" w:hAnsi="Cambria"/>
               </w:rPr>
               <w:t xml:space="preserve">29-30</w:t>
             </w:r>
@@ -911,12 +911,12 @@
             </w:pPr>
             <w:r>
               <w:rPr>
-                <w:rFonts w:ascii="Cambria" w:cs="Cambria" w:eastAsia="Cambria" w:hAnsi="Cambria"/>
                 <w:b w:val="false"/>
                 <w:bCs w:val="false"/>
                 <w:color w:val="333333"/>
                 <w:sz w:val="20"/>
                 <w:szCs w:val="20"/>
+                <w:rFonts w:ascii="Cambria" w:cs="Cambria" w:eastAsia="Cambria" w:hAnsi="Cambria"/>
               </w:rPr>
               <w:t xml:space="preserve">0/5</w:t>
             </w:r>
@@ -938,10 +938,10 @@
       </w:pPr>
       <w:r>
         <w:rPr>
-          <w:rFonts w:ascii="Cambria" w:cs="Cambria" w:eastAsia="Cambria" w:hAnsi="Cambria"/>
           <w:color w:val="444444"/>
           <w:sz w:val="21"/>
           <w:szCs w:val="21"/>
+          <w:rFonts w:ascii="Cambria" w:cs="Cambria" w:eastAsia="Cambria" w:hAnsi="Cambria"/>
         </w:rPr>
         <w:t xml:space="preserve">Partnership with Twentynine Palms MCAGCC + Copper Mountain College; develop CPL pathways for 42 MOS trained at base</w:t>
       </w:r>
@@ -960,12 +960,12 @@
       </w:pPr>
       <w:r>
         <w:rPr>
-          <w:rFonts w:ascii="Cambria" w:cs="Cambria" w:eastAsia="Cambria" w:hAnsi="Cambria"/>
           <w:color w:val="666666"/>
           <w:sz w:val="18"/>
           <w:szCs w:val="18"/>
+          <w:rFonts w:ascii="Cambria" w:cs="Cambria" w:eastAsia="Cambria" w:hAnsi="Cambria"/>
         </w:rPr>
-        <w:t xml:space="preserve">Date: 2026-04-08</w:t>
+        <w:t xml:space="preserve">Date: 2026-07-01</w:t>
       </w:r>
     </w:p>
     <w:p>
@@ -974,12 +974,12 @@
       </w:pPr>
       <w:r>
         <w:rPr>
-          <w:rFonts w:ascii="Cambria" w:cs="Cambria" w:eastAsia="Cambria" w:hAnsi="Cambria"/>
           <w:color w:val="444444"/>
           <w:sz w:val="21"/>
           <w:szCs w:val="21"/>
+          <w:rFonts w:ascii="Cambria" w:cs="Cambria" w:eastAsia="Cambria" w:hAnsi="Cambria"/>
         </w:rPr>
-        <w:t xml:space="preserve">New demonstration project launched; coordinated outreach with Cal VET and military education center underway</w:t>
+        <w:t xml:space="preserve">The MAP team has made significant progress supporting Copper Mountain College's Credit for Prior Learning (CPL) Demonstration Project. Staff, faculty, and administrators (25+ in training room at Copper Mountain College) received comprehensive technical training, while the project was presented to the Copper Mountain College Board of Trustees and Chancellor's Office executives (supported with PowerPoint Slides from MAP Team). The college's CPL Landing Page is now live, with standardized exams, Credit by Exam, military, and industry CPL opportunities available to the public. Updated (Submitted by Dean O'Donnell and A&amp;R Team) MIS data resulted in 72 identified veterans (enrolled only) and 78 Joint Services Transcripts (JSTs) uploaded in the MAP Platform. To date, faculty have approved 578 CPL articulations across 15 disciplines (272 military and 306 non-military), representing an estimated $472,000 in student savings and more than $2 million in statewide economic impact. In addition, a campus CPL subject matter expert has been identified, and the PRT Team has been established to support continued implementation with the first visit set for 09OCTOBER2026 and second visit set for 16NOVEMBER2026. Included in the PRT Team is VS Lead, Calvin Gloria, and MAP Team extended team member, Arlene Serrato. Last note, during training, MAP Team members (C.G., T.N., and J.B.) also visited the Joint Education Center at 29 Palms Base and met with representatives to discuss collaboration and future partnerships.</w:t>
       </w:r>
     </w:p>
     <w:p>
@@ -996,10 +996,10 @@
       </w:pPr>
       <w:r>
         <w:rPr>
-          <w:rFonts w:ascii="Cambria" w:cs="Cambria" w:eastAsia="Cambria" w:hAnsi="Cambria"/>
           <w:color w:val="444444"/>
           <w:sz w:val="21"/>
           <w:szCs w:val="21"/>
+          <w:rFonts w:ascii="Cambria" w:cs="Cambria" w:eastAsia="Cambria" w:hAnsi="Cambria"/>
         </w:rPr>
         <w:t xml:space="preserve">29 Palms Demo: New demonstration project launched. Developing CPL pathways for 42 Military Occupational Specialties (MOS) trained at MCAGCC. Coordinated outreach with Cal VET and military education center underway.</w:t>
       </w:r>
@@ -1018,10 +1018,10 @@
       </w:pPr>
       <w:r>
         <w:rPr>
-          <w:rFonts w:ascii="Cambria" w:cs="Cambria" w:eastAsia="Cambria" w:hAnsi="Cambria"/>
           <w:color w:val="444444"/>
           <w:sz w:val="21"/>
           <w:szCs w:val="21"/>
+          <w:rFonts w:ascii="Cambria" w:cs="Cambria" w:eastAsia="Cambria" w:hAnsi="Cambria"/>
         </w:rPr>
         <w:t xml:space="preserve">July 2026: Initial outcomes; March 2027: Scalable model for replication across 34 CA military bases</w:t>
       </w:r>
@@ -1040,10 +1040,10 @@
       </w:pPr>
       <w:r>
         <w:rPr>
-          <w:rFonts w:ascii="Cambria" w:cs="Cambria" w:eastAsia="Cambria" w:hAnsi="Cambria"/>
           <w:color w:val="666666"/>
           <w:sz w:val="18"/>
           <w:szCs w:val="18"/>
+          <w:rFonts w:ascii="Cambria" w:cs="Cambria" w:eastAsia="Cambria" w:hAnsi="Cambria"/>
         </w:rPr>
         <w:t xml:space="preserve">2 logged updates — newest first</w:t>
       </w:r>
@@ -1089,12 +1089,12 @@
             </w:pPr>
             <w:r>
               <w:rPr>
-                <w:rFonts w:ascii="Cambria" w:cs="Cambria" w:eastAsia="Cambria" w:hAnsi="Cambria"/>
                 <w:b/>
                 <w:bCs/>
                 <w:color w:val="FFFFFF"/>
                 <w:sz w:val="18"/>
                 <w:szCs w:val="18"/>
+                <w:rFonts w:ascii="Cambria" w:cs="Cambria" w:eastAsia="Cambria" w:hAnsi="Cambria"/>
               </w:rPr>
               <w:t xml:space="preserve">Date</w:t>
             </w:r>
@@ -1123,12 +1123,12 @@
             </w:pPr>
             <w:r>
               <w:rPr>
-                <w:rFonts w:ascii="Cambria" w:cs="Cambria" w:eastAsia="Cambria" w:hAnsi="Cambria"/>
                 <w:b/>
                 <w:bCs/>
                 <w:color w:val="FFFFFF"/>
                 <w:sz w:val="18"/>
                 <w:szCs w:val="18"/>
+                <w:rFonts w:ascii="Cambria" w:cs="Cambria" w:eastAsia="Cambria" w:hAnsi="Cambria"/>
               </w:rPr>
               <w:t xml:space="preserve">Type</w:t>
             </w:r>
@@ -1157,12 +1157,12 @@
             </w:pPr>
             <w:r>
               <w:rPr>
-                <w:rFonts w:ascii="Cambria" w:cs="Cambria" w:eastAsia="Cambria" w:hAnsi="Cambria"/>
                 <w:b/>
                 <w:bCs/>
                 <w:color w:val="FFFFFF"/>
                 <w:sz w:val="18"/>
                 <w:szCs w:val="18"/>
+                <w:rFonts w:ascii="Cambria" w:cs="Cambria" w:eastAsia="Cambria" w:hAnsi="Cambria"/>
               </w:rPr>
               <w:t xml:space="preserve">Note</w:t>
             </w:r>
@@ -1193,12 +1193,12 @@
             </w:pPr>
             <w:r>
               <w:rPr>
-                <w:rFonts w:ascii="Cambria" w:cs="Cambria" w:eastAsia="Cambria" w:hAnsi="Cambria"/>
                 <w:b w:val="false"/>
                 <w:bCs w:val="false"/>
                 <w:color w:val="666666"/>
                 <w:sz w:val="18"/>
                 <w:szCs w:val="18"/>
+                <w:rFonts w:ascii="Cambria" w:cs="Cambria" w:eastAsia="Cambria" w:hAnsi="Cambria"/>
               </w:rPr>
               <w:t xml:space="preserve">2026-04-08</w:t>
             </w:r>
@@ -1227,12 +1227,12 @@
             </w:pPr>
             <w:r>
               <w:rPr>
-                <w:rFonts w:ascii="Cambria" w:cs="Cambria" w:eastAsia="Cambria" w:hAnsi="Cambria"/>
                 <w:b/>
                 <w:bCs/>
                 <w:color w:val="163A5F"/>
                 <w:sz w:val="17"/>
                 <w:szCs w:val="17"/>
+                <w:rFonts w:ascii="Cambria" w:cs="Cambria" w:eastAsia="Cambria" w:hAnsi="Cambria"/>
               </w:rPr>
               <w:t xml:space="preserve">Progress Update</w:t>
             </w:r>
@@ -1261,12 +1261,12 @@
             </w:pPr>
             <w:r>
               <w:rPr>
-                <w:rFonts w:ascii="Cambria" w:cs="Cambria" w:eastAsia="Cambria" w:hAnsi="Cambria"/>
                 <w:b w:val="false"/>
                 <w:bCs w:val="false"/>
                 <w:color w:val="333333"/>
                 <w:sz w:val="18"/>
                 <w:szCs w:val="18"/>
+                <w:rFonts w:ascii="Cambria" w:cs="Cambria" w:eastAsia="Cambria" w:hAnsi="Cambria"/>
               </w:rPr>
               <w:t xml:space="preserve">New demonstration project launched; coordinated outreach with Cal VET and military education center underway</w:t>
             </w:r>
@@ -1297,12 +1297,12 @@
             </w:pPr>
             <w:r>
               <w:rPr>
-                <w:rFonts w:ascii="Cambria" w:cs="Cambria" w:eastAsia="Cambria" w:hAnsi="Cambria"/>
                 <w:b w:val="false"/>
                 <w:bCs w:val="false"/>
                 <w:color w:val="666666"/>
                 <w:sz w:val="18"/>
                 <w:szCs w:val="18"/>
+                <w:rFonts w:ascii="Cambria" w:cs="Cambria" w:eastAsia="Cambria" w:hAnsi="Cambria"/>
               </w:rPr>
               <w:t xml:space="preserve">2026-04-08</w:t>
             </w:r>
@@ -1331,12 +1331,12 @@
             </w:pPr>
             <w:r>
               <w:rPr>
-                <w:rFonts w:ascii="Cambria" w:cs="Cambria" w:eastAsia="Cambria" w:hAnsi="Cambria"/>
                 <w:b/>
                 <w:bCs/>
                 <w:color w:val="C9A84C"/>
                 <w:sz w:val="17"/>
                 <w:szCs w:val="17"/>
+                <w:rFonts w:ascii="Cambria" w:cs="Cambria" w:eastAsia="Cambria" w:hAnsi="Cambria"/>
               </w:rPr>
               <w:t xml:space="preserve">Workplan</w:t>
             </w:r>
@@ -1365,12 +1365,12 @@
             </w:pPr>
             <w:r>
               <w:rPr>
-                <w:rFonts w:ascii="Cambria" w:cs="Cambria" w:eastAsia="Cambria" w:hAnsi="Cambria"/>
                 <w:b w:val="false"/>
                 <w:bCs w:val="false"/>
                 <w:color w:val="333333"/>
                 <w:sz w:val="18"/>
                 <w:szCs w:val="18"/>
+                <w:rFonts w:ascii="Cambria" w:cs="Cambria" w:eastAsia="Cambria" w:hAnsi="Cambria"/>
               </w:rPr>
               <w:t xml:space="preserve">29 Palms Demo: New demonstration project launched. Developing CPL pathways for 42 Military Occupational Specialties (MOS) trained at MCAGCC. Coordinated outreach with Cal VET and military education center underway.</w:t>
             </w:r>
@@ -1379,8 +1379,8 @@
       </w:tr>
     </w:tbl>
     <w:sectPr>
-      <w:headerReference w:type="default" r:id="rId7"/>
-      <w:footerReference w:type="default" r:id="rId8"/>
+      <w:headerReference w:type="default" r:id="rId6"/>
+      <w:footerReference w:type="default" r:id="rId7"/>
       <w:pgSz w:w="12240" w:h="15840" w:orient="portrait"/>
       <w:pgMar w:top="720" w:right="720" w:bottom="720" w:left="720" w:header="708" w:footer="708" w:gutter="0"/>
       <w:pgNumType/>
@@ -1392,43 +1392,6 @@
 
 <file path=word/comments.xml><?xml version="1.0" encoding="utf-8"?>
 <w:comments xmlns:cx="http://schemas.microsoft.com/office/drawing/2014/chartex" xmlns:cx1="http://schemas.microsoft.com/office/drawing/2015/9/8/chartex" xmlns:cx2="http://schemas.microsoft.com/office/drawing/2015/10/21/chartex" xmlns:cx3="http://schemas.microsoft.com/office/drawing/2016/5/9/chartex" xmlns:cx4="http://schemas.microsoft.com/office/drawing/2016/5/10/chartex" xmlns:cx5="http://schemas.microsoft.com/office/drawing/2016/5/11/chartex" xmlns:cx6="http://schemas.microsoft.com/office/drawing/2016/5/12/chartex" xmlns:cx7="http://schemas.microsoft.com/office/drawing/2016/5/13/chartex" xmlns:cx8="http://schemas.microsoft.com/office/drawing/2016/5/14/chartex" xmlns:mc="http://schemas.openxmlformats.org/markup-compatibility/2006" xmlns:aink="http://schemas.microsoft.com/office/drawing/2016/ink" xmlns:am3d="http://schemas.microsoft.com/office/drawing/2017/model3d" xmlns:o="urn:schemas-microsoft-com:office:office" xmlns:r="http://schemas.openxmlformats.org/officeDocument/2006/relationships" xmlns:m="http://schemas.openxmlformats.org/officeDocument/2006/math" xmlns:v="urn:schemas-microsoft-com:vml" xmlns:wp14="http://schemas.microsoft.com/office/word/2010/wordprocessingDrawing" xmlns:wp="http://schemas.openxmlformats.org/drawingml/2006/wordprocessingDrawing" xmlns:w10="urn:schemas-microsoft-com:office:word" xmlns:w="http://schemas.openxmlformats.org/wordprocessingml/2006/main" xmlns:w14="http://schemas.microsoft.com/office/word/2010/wordml" xmlns:w15="http://schemas.microsoft.com/office/word/2012/wordml" xmlns:w16cex="http://schemas.microsoft.com/office/word/2018/wordml/cex" xmlns:w16cid="http://schemas.microsoft.com/office/word/2016/wordml/cid" xmlns:w16="http://schemas.microsoft.com/office/word/2018/wordml" xmlns:w16sdtdh="http://schemas.microsoft.com/office/word/2020/wordml/sdtdatahash" xmlns:w16se="http://schemas.microsoft.com/office/word/2015/wordml/symex" xmlns:wpg="http://schemas.microsoft.com/office/word/2010/wordprocessingGroup" xmlns:wpi="http://schemas.microsoft.com/office/word/2010/wordprocessingInk" xmlns:wne="http://schemas.microsoft.com/office/word/2006/wordml" xmlns:wps="http://schemas.microsoft.com/office/word/2010/wordprocessingShape"/>
-</file>
-
-<file path=word/endnotes.xml><?xml version="1.0" encoding="utf-8"?>
-<w:endnotes xmlns:wpc="http://schemas.microsoft.com/office/word/2010/wordprocessingCanvas" xmlns:mc="http://schemas.openxmlformats.org/markup-compatibility/2006" xmlns:o="urn:schemas-microsoft-com:office:office" xmlns:r="http://schemas.openxmlformats.org/officeDocument/2006/relationships" xmlns:m="http://schemas.openxmlformats.org/officeDocument/2006/math" xmlns:v="urn:schemas-microsoft-com:vml" xmlns:wp14="http://schemas.microsoft.com/office/word/2010/wordprocessingDrawing" xmlns:wp="http://schemas.openxmlformats.org/drawingml/2006/wordprocessingDrawing" xmlns:w10="urn:schemas-microsoft-com:office:word" xmlns:w="http://schemas.openxmlformats.org/wordprocessingml/2006/main" xmlns:w14="http://schemas.microsoft.com/office/word/2010/wordml" xmlns:w15="http://schemas.microsoft.com/office/word/2012/wordml" xmlns:wpg="http://schemas.microsoft.com/office/word/2010/wordprocessingGroup" xmlns:wpi="http://schemas.microsoft.com/office/word/2010/wordprocessingInk" xmlns:wne="http://schemas.microsoft.com/office/word/2006/wordml" xmlns:wps="http://schemas.microsoft.com/office/word/2010/wordprocessingShape" mc:Ignorable="w14 w15 wp14">
-  <w:endnote w:type="separator" w:id="-1">
-    <w:p>
-      <w:pPr>
-        <w:spacing w:after="0" w:line="240" w:lineRule="auto"/>
-      </w:pPr>
-      <w:r>
-        <w:rPr>
-          <w:rStyle w:val="EndnoteReference"/>
-        </w:rPr>
-        <w:endnoteRef/>
-      </w:r>
-      <w:r>
-        <w:separator/>
-      </w:r>
-    </w:p>
-  </w:endnote>
-  <w:endnote w:type="continuationSeparator" w:id="0">
-    <w:p>
-      <w:pPr>
-        <w:spacing w:after="0" w:line="240" w:lineRule="auto"/>
-      </w:pPr>
-      <w:r>
-        <w:rPr>
-          <w:rStyle w:val="EndnoteReference"/>
-        </w:rPr>
-        <w:endnoteRef/>
-      </w:r>
-      <w:r>
-        <w:continuationSeparator/>
-      </w:r>
-    </w:p>
-  </w:endnote>
-</w:endnotes>
 </file>
 
 <file path=word/footer1.xml><?xml version="1.0" encoding="utf-8"?>
@@ -1444,12 +1407,12 @@
     </w:pPr>
     <w:r>
       <w:rPr>
-        <w:rFonts w:ascii="Cambria" w:cs="Cambria" w:eastAsia="Cambria" w:hAnsi="Cambria"/>
         <w:color w:val="666666"/>
         <w:sz w:val="14"/>
         <w:szCs w:val="14"/>
+        <w:rFonts w:ascii="Cambria" w:cs="Cambria" w:eastAsia="Cambria" w:hAnsi="Cambria"/>
       </w:rPr>
-      <w:t xml:space="preserve">Generated April 14, 2026  |  California Community Colleges  |  MAP Initiative</w:t>
+      <w:t xml:space="preserve">Generated July 2, 2026  |  California Community Colleges  |  MAP Initiative</w:t>
     </w:r>
     <w:r>
       <w:rPr>
@@ -1459,19 +1422,19 @@
     </w:r>
     <w:r>
       <w:rPr>
-        <w:rFonts w:ascii="Cambria" w:cs="Cambria" w:eastAsia="Cambria" w:hAnsi="Cambria"/>
         <w:color w:val="666666"/>
         <w:sz w:val="14"/>
         <w:szCs w:val="14"/>
+        <w:rFonts w:ascii="Cambria" w:cs="Cambria" w:eastAsia="Cambria" w:hAnsi="Cambria"/>
       </w:rPr>
       <w:t xml:space="preserve">Page </w:t>
     </w:r>
     <w:r>
       <w:rPr>
-        <w:rFonts w:ascii="Cambria" w:cs="Cambria" w:eastAsia="Cambria" w:hAnsi="Cambria"/>
         <w:color w:val="666666"/>
         <w:sz w:val="14"/>
         <w:szCs w:val="14"/>
+        <w:rFonts w:ascii="Cambria" w:cs="Cambria" w:eastAsia="Cambria" w:hAnsi="Cambria"/>
       </w:rPr>
       <w:fldChar w:fldCharType="begin"/>
       <w:instrText xml:space="preserve">PAGE</w:instrText>
@@ -1532,21 +1495,21 @@
     </w:pPr>
     <w:r>
       <w:rPr>
-        <w:rFonts w:ascii="Cambria" w:cs="Cambria" w:eastAsia="Cambria" w:hAnsi="Cambria"/>
         <w:b/>
         <w:bCs/>
         <w:color w:val="0A2240"/>
         <w:sz w:val="16"/>
         <w:szCs w:val="16"/>
+        <w:rFonts w:ascii="Cambria" w:cs="Cambria" w:eastAsia="Cambria" w:hAnsi="Cambria"/>
       </w:rPr>
       <w:t xml:space="preserve">Credit for Prior Learning Workplan  </w:t>
     </w:r>
     <w:r>
       <w:rPr>
-        <w:rFonts w:ascii="Cambria" w:cs="Cambria" w:eastAsia="Cambria" w:hAnsi="Cambria"/>
         <w:color w:val="666666"/>
         <w:sz w:val="16"/>
         <w:szCs w:val="16"/>
+        <w:rFonts w:ascii="Cambria" w:cs="Cambria" w:eastAsia="Cambria" w:hAnsi="Cambria"/>
       </w:rPr>
       <w:t xml:space="preserve">|  29 Palms Marine Corps Base Demo</w:t>
     </w:r>
@@ -1678,9 +1641,9 @@
   <w:docDefaults>
     <w:rPrDefault>
       <w:rPr>
-        <w:rFonts w:ascii="Cambria" w:cs="Cambria" w:eastAsia="Cambria" w:hAnsi="Cambria"/>
         <w:sz w:val="22"/>
         <w:szCs w:val="22"/>
+        <w:rFonts w:ascii="Cambria" w:cs="Cambria" w:eastAsia="Cambria" w:hAnsi="Cambria"/>
       </w:rPr>
     </w:rPrDefault>
     <w:pPrDefault/>
@@ -1778,8 +1741,8 @@
     <w:uiPriority w:val="99"/>
     <w:unhideWhenUsed/>
     <w:rPr>
+      <w:u w:val="single"/>
       <w:color w:val="0563C1"/>
-      <w:u w:val="single"/>
     </w:rPr>
   </w:style>
   <w:style w:type="character" w:styleId="FootnoteReference">
@@ -1819,59 +1782,22 @@
       <w:szCs w:val="20"/>
     </w:rPr>
   </w:style>
-  <w:style w:type="character" w:styleId="EndnoteReference">
-    <w:name w:val="endnote reference"/>
-    <w:basedOn w:val="DefaultParagraphFont"/>
-    <w:uiPriority w:val="99"/>
-    <w:semiHidden/>
-    <w:unhideWhenUsed/>
-    <w:rPr>
-      <w:vertAlign w:val="superscript"/>
-    </w:rPr>
-  </w:style>
-  <w:style w:type="paragraph" w:styleId="EndnoteText">
-    <w:name w:val="endnote text"/>
-    <w:basedOn w:val="Normal"/>
-    <w:link w:val="EndnoteTextChar"/>
-    <w:uiPriority w:val="99"/>
-    <w:semiHidden/>
-    <w:unhideWhenUsed/>
-    <w:pPr>
-      <w:spacing w:after="0" w:line="240" w:lineRule="auto"/>
-    </w:pPr>
-    <w:rPr>
-      <w:sz w:val="20"/>
-      <w:szCs w:val="20"/>
-    </w:rPr>
-  </w:style>
-  <w:style w:type="character" w:styleId="EndnoteTextChar">
-    <w:name w:val="Endnote Text Char"/>
-    <w:basedOn w:val="DefaultParagraphFont"/>
-    <w:link w:val="EndnoteText"/>
-    <w:uiPriority w:val="99"/>
-    <w:semiHidden/>
-    <w:unhideWhenUsed/>
-    <w:rPr>
-      <w:sz w:val="20"/>
-      <w:szCs w:val="20"/>
-    </w:rPr>
-  </w:style>
   <w:style w:type="paragraph" w:styleId="Heading1">
     <w:name w:val="Heading 1"/>
     <w:basedOn w:val="Normal"/>
     <w:next w:val="Normal"/>
     <w:qFormat/>
     <w:pPr>
-      <w:spacing w:after="160" w:before="300"/>
+      <w:spacing w:before="300" w:after="160"/>
       <w:outlineLvl w:val="0"/>
     </w:pPr>
     <w:rPr>
-      <w:rFonts w:ascii="Cambria" w:cs="Cambria" w:eastAsia="Cambria" w:hAnsi="Cambria"/>
       <w:b/>
       <w:bCs/>
       <w:color w:val="0A2240"/>
       <w:sz w:val="32"/>
       <w:szCs w:val="32"/>
+      <w:rFonts w:ascii="Cambria" w:cs="Cambria" w:eastAsia="Cambria" w:hAnsi="Cambria"/>
     </w:rPr>
   </w:style>
   <w:style w:type="paragraph" w:styleId="Heading2">
@@ -1880,16 +1806,16 @@
     <w:next w:val="Normal"/>
     <w:qFormat/>
     <w:pPr>
-      <w:spacing w:after="120" w:before="240"/>
+      <w:spacing w:before="240" w:after="120"/>
       <w:outlineLvl w:val="1"/>
     </w:pPr>
     <w:rPr>
-      <w:rFonts w:ascii="Cambria" w:cs="Cambria" w:eastAsia="Cambria" w:hAnsi="Cambria"/>
       <w:b/>
       <w:bCs/>
       <w:color w:val="163A5F"/>
       <w:sz w:val="26"/>
       <w:szCs w:val="26"/>
+      <w:rFonts w:ascii="Cambria" w:cs="Cambria" w:eastAsia="Cambria" w:hAnsi="Cambria"/>
     </w:rPr>
   </w:style>
   <w:style w:type="paragraph" w:styleId="Heading3">
@@ -1898,16 +1824,16 @@
     <w:next w:val="Normal"/>
     <w:qFormat/>
     <w:pPr>
-      <w:spacing w:after="100" w:before="180"/>
+      <w:spacing w:before="180" w:after="100"/>
       <w:outlineLvl w:val="2"/>
     </w:pPr>
     <w:rPr>
-      <w:rFonts w:ascii="Cambria" w:cs="Cambria" w:eastAsia="Cambria" w:hAnsi="Cambria"/>
       <w:b/>
       <w:bCs/>
       <w:color w:val="163A5F"/>
       <w:sz w:val="23"/>
       <w:szCs w:val="23"/>
+      <w:rFonts w:ascii="Cambria" w:cs="Cambria" w:eastAsia="Cambria" w:hAnsi="Cambria"/>
     </w:rPr>
   </w:style>
 </w:styles>

--- a/reports/projects/4.1.4_Report.docx
+++ b/reports/projects/4.1.4_Report.docx
@@ -64,7 +64,7 @@
           <w:szCs w:val="19"/>
           <w:rFonts w:ascii="Cambria" w:cs="Cambria" w:eastAsia="Cambria" w:hAnsi="Cambria"/>
         </w:rPr>
-        <w:t xml:space="preserve">July 2, 2026</w:t>
+        <w:t xml:space="preserve">July 3, 2026</w:t>
       </w:r>
     </w:p>
     <w:tbl>
@@ -1412,7 +1412,7 @@
         <w:szCs w:val="14"/>
         <w:rFonts w:ascii="Cambria" w:cs="Cambria" w:eastAsia="Cambria" w:hAnsi="Cambria"/>
       </w:rPr>
-      <w:t xml:space="preserve">Generated July 2, 2026  |  California Community Colleges  |  MAP Initiative</w:t>
+      <w:t xml:space="preserve">Generated July 3, 2026  |  California Community Colleges  |  MAP Initiative</w:t>
     </w:r>
     <w:r>
       <w:rPr>

--- a/reports/projects/4.1.4_Report.docx
+++ b/reports/projects/4.1.4_Report.docx
@@ -1412,7 +1412,7 @@
         <w:szCs w:val="14"/>
         <w:rFonts w:ascii="Cambria" w:cs="Cambria" w:eastAsia="Cambria" w:hAnsi="Cambria"/>
       </w:rPr>
-      <w:t xml:space="preserve">Generated July 3, 2026  |  California Community Colleges  |  MAP Initiative</w:t>
+      <w:t xml:space="preserve">Generated July 3, 2026  |  California Community Colleges  |  CPL Initiative</w:t>
     </w:r>
     <w:r>
       <w:rPr>

--- a/reports/projects/4.1.4_Report.docx
+++ b/reports/projects/4.1.4_Report.docx
@@ -64,7 +64,7 @@
           <w:szCs w:val="19"/>
           <w:rFonts w:ascii="Cambria" w:cs="Cambria" w:eastAsia="Cambria" w:hAnsi="Cambria"/>
         </w:rPr>
-        <w:t xml:space="preserve">July 3, 2026</w:t>
+        <w:t xml:space="preserve">July 4, 2026</w:t>
       </w:r>
     </w:p>
     <w:tbl>
@@ -1412,7 +1412,7 @@
         <w:szCs w:val="14"/>
         <w:rFonts w:ascii="Cambria" w:cs="Cambria" w:eastAsia="Cambria" w:hAnsi="Cambria"/>
       </w:rPr>
-      <w:t xml:space="preserve">Generated July 3, 2026  |  California Community Colleges  |  CPL Initiative</w:t>
+      <w:t xml:space="preserve">Generated July 4, 2026  |  California Community Colleges  |  CPL Initiative</w:t>
     </w:r>
     <w:r>
       <w:rPr>

--- a/reports/projects/4.1.4_Report.docx
+++ b/reports/projects/4.1.4_Report.docx
@@ -64,7 +64,7 @@
           <w:szCs w:val="19"/>
           <w:rFonts w:ascii="Cambria" w:cs="Cambria" w:eastAsia="Cambria" w:hAnsi="Cambria"/>
         </w:rPr>
-        <w:t xml:space="preserve">July 4, 2026</w:t>
+        <w:t xml:space="preserve">July 5, 2026</w:t>
       </w:r>
     </w:p>
     <w:tbl>
@@ -1412,7 +1412,7 @@
         <w:szCs w:val="14"/>
         <w:rFonts w:ascii="Cambria" w:cs="Cambria" w:eastAsia="Cambria" w:hAnsi="Cambria"/>
       </w:rPr>
-      <w:t xml:space="preserve">Generated July 4, 2026  |  California Community Colleges  |  CPL Initiative</w:t>
+      <w:t xml:space="preserve">Generated July 5, 2026  |  California Community Colleges  |  CPL Initiative</w:t>
     </w:r>
     <w:r>
       <w:rPr>

--- a/reports/projects/4.1.4_Report.docx
+++ b/reports/projects/4.1.4_Report.docx
@@ -64,7 +64,7 @@
           <w:szCs w:val="19"/>
           <w:rFonts w:ascii="Cambria" w:cs="Cambria" w:eastAsia="Cambria" w:hAnsi="Cambria"/>
         </w:rPr>
-        <w:t xml:space="preserve">July 5, 2026</w:t>
+        <w:t xml:space="preserve">July 6, 2026</w:t>
       </w:r>
     </w:p>
     <w:tbl>
@@ -1412,7 +1412,7 @@
         <w:szCs w:val="14"/>
         <w:rFonts w:ascii="Cambria" w:cs="Cambria" w:eastAsia="Cambria" w:hAnsi="Cambria"/>
       </w:rPr>
-      <w:t xml:space="preserve">Generated July 5, 2026  |  California Community Colleges  |  CPL Initiative</w:t>
+      <w:t xml:space="preserve">Generated July 6, 2026  |  California Community Colleges  |  CPL Initiative</w:t>
     </w:r>
     <w:r>
       <w:rPr>

--- a/reports/projects/4.1.4_Report.docx
+++ b/reports/projects/4.1.4_Report.docx
@@ -64,7 +64,7 @@
           <w:szCs w:val="19"/>
           <w:rFonts w:ascii="Cambria" w:cs="Cambria" w:eastAsia="Cambria" w:hAnsi="Cambria"/>
         </w:rPr>
-        <w:t xml:space="preserve">July 6, 2026</w:t>
+        <w:t xml:space="preserve">July 7, 2026</w:t>
       </w:r>
     </w:p>
     <w:tbl>
@@ -1412,7 +1412,7 @@
         <w:szCs w:val="14"/>
         <w:rFonts w:ascii="Cambria" w:cs="Cambria" w:eastAsia="Cambria" w:hAnsi="Cambria"/>
       </w:rPr>
-      <w:t xml:space="preserve">Generated July 6, 2026  |  California Community Colleges  |  CPL Initiative</w:t>
+      <w:t xml:space="preserve">Generated July 7, 2026  |  California Community Colleges  |  CPL Initiative</w:t>
     </w:r>
     <w:r>
       <w:rPr>

--- a/reports/projects/4.1.4_Report.docx
+++ b/reports/projects/4.1.4_Report.docx
@@ -64,7 +64,7 @@
           <w:szCs w:val="19"/>
           <w:rFonts w:ascii="Cambria" w:cs="Cambria" w:eastAsia="Cambria" w:hAnsi="Cambria"/>
         </w:rPr>
-        <w:t xml:space="preserve">July 7, 2026</w:t>
+        <w:t xml:space="preserve">July 8, 2026</w:t>
       </w:r>
     </w:p>
     <w:tbl>
@@ -1412,7 +1412,7 @@
         <w:szCs w:val="14"/>
         <w:rFonts w:ascii="Cambria" w:cs="Cambria" w:eastAsia="Cambria" w:hAnsi="Cambria"/>
       </w:rPr>
-      <w:t xml:space="preserve">Generated July 7, 2026  |  California Community Colleges  |  CPL Initiative</w:t>
+      <w:t xml:space="preserve">Generated July 8, 2026  |  California Community Colleges  |  CPL Initiative</w:t>
     </w:r>
     <w:r>
       <w:rPr>

--- a/reports/projects/4.1.4_Report.docx
+++ b/reports/projects/4.1.4_Report.docx
@@ -64,7 +64,7 @@
           <w:szCs w:val="19"/>
           <w:rFonts w:ascii="Cambria" w:cs="Cambria" w:eastAsia="Cambria" w:hAnsi="Cambria"/>
         </w:rPr>
-        <w:t xml:space="preserve">July 8, 2026</w:t>
+        <w:t xml:space="preserve">July 9, 2026</w:t>
       </w:r>
     </w:p>
     <w:tbl>
@@ -1412,7 +1412,7 @@
         <w:szCs w:val="14"/>
         <w:rFonts w:ascii="Cambria" w:cs="Cambria" w:eastAsia="Cambria" w:hAnsi="Cambria"/>
       </w:rPr>
-      <w:t xml:space="preserve">Generated July 8, 2026  |  California Community Colleges  |  CPL Initiative</w:t>
+      <w:t xml:space="preserve">Generated July 9, 2026  |  California Community Colleges  |  CPL Initiative</w:t>
     </w:r>
     <w:r>
       <w:rPr>

--- a/reports/projects/4.1.4_Report.docx
+++ b/reports/projects/4.1.4_Report.docx
@@ -64,7 +64,7 @@
           <w:szCs w:val="19"/>
           <w:rFonts w:ascii="Cambria" w:cs="Cambria" w:eastAsia="Cambria" w:hAnsi="Cambria"/>
         </w:rPr>
-        <w:t xml:space="preserve">July 9, 2026</w:t>
+        <w:t xml:space="preserve">July 10, 2026</w:t>
       </w:r>
     </w:p>
     <w:tbl>
@@ -1412,7 +1412,7 @@
         <w:szCs w:val="14"/>
         <w:rFonts w:ascii="Cambria" w:cs="Cambria" w:eastAsia="Cambria" w:hAnsi="Cambria"/>
       </w:rPr>
-      <w:t xml:space="preserve">Generated July 9, 2026  |  California Community Colleges  |  CPL Initiative</w:t>
+      <w:t xml:space="preserve">Generated July 10, 2026  |  California Community Colleges  |  CPL Initiative</w:t>
     </w:r>
     <w:r>
       <w:rPr>

--- a/reports/projects/4.1.4_Report.docx
+++ b/reports/projects/4.1.4_Report.docx
@@ -64,7 +64,7 @@
           <w:szCs w:val="19"/>
           <w:rFonts w:ascii="Cambria" w:cs="Cambria" w:eastAsia="Cambria" w:hAnsi="Cambria"/>
         </w:rPr>
-        <w:t xml:space="preserve">July 10, 2026</w:t>
+        <w:t xml:space="preserve">July 11, 2026</w:t>
       </w:r>
     </w:p>
     <w:tbl>
@@ -1412,7 +1412,7 @@
         <w:szCs w:val="14"/>
         <w:rFonts w:ascii="Cambria" w:cs="Cambria" w:eastAsia="Cambria" w:hAnsi="Cambria"/>
       </w:rPr>
-      <w:t xml:space="preserve">Generated July 10, 2026  |  California Community Colleges  |  CPL Initiative</w:t>
+      <w:t xml:space="preserve">Generated July 11, 2026  |  California Community Colleges  |  CPL Initiative</w:t>
     </w:r>
     <w:r>
       <w:rPr>

--- a/reports/projects/4.1.4_Report.docx
+++ b/reports/projects/4.1.4_Report.docx
@@ -64,7 +64,7 @@
           <w:szCs w:val="19"/>
           <w:rFonts w:ascii="Cambria" w:cs="Cambria" w:eastAsia="Cambria" w:hAnsi="Cambria"/>
         </w:rPr>
-        <w:t xml:space="preserve">July 11, 2026</w:t>
+        <w:t xml:space="preserve">July 12, 2026</w:t>
       </w:r>
     </w:p>
     <w:tbl>
@@ -1412,7 +1412,7 @@
         <w:szCs w:val="14"/>
         <w:rFonts w:ascii="Cambria" w:cs="Cambria" w:eastAsia="Cambria" w:hAnsi="Cambria"/>
       </w:rPr>
-      <w:t xml:space="preserve">Generated July 11, 2026  |  California Community Colleges  |  CPL Initiative</w:t>
+      <w:t xml:space="preserve">Generated July 12, 2026  |  California Community Colleges  |  CPL Initiative</w:t>
     </w:r>
     <w:r>
       <w:rPr>

--- a/reports/projects/4.1.4_Report.docx
+++ b/reports/projects/4.1.4_Report.docx
@@ -64,7 +64,7 @@
           <w:szCs w:val="19"/>
           <w:rFonts w:ascii="Cambria" w:cs="Cambria" w:eastAsia="Cambria" w:hAnsi="Cambria"/>
         </w:rPr>
-        <w:t xml:space="preserve">July 12, 2026</w:t>
+        <w:t xml:space="preserve">July 13, 2026</w:t>
       </w:r>
     </w:p>
     <w:tbl>
@@ -1412,7 +1412,7 @@
         <w:szCs w:val="14"/>
         <w:rFonts w:ascii="Cambria" w:cs="Cambria" w:eastAsia="Cambria" w:hAnsi="Cambria"/>
       </w:rPr>
-      <w:t xml:space="preserve">Generated July 12, 2026  |  California Community Colleges  |  CPL Initiative</w:t>
+      <w:t xml:space="preserve">Generated July 13, 2026  |  California Community Colleges  |  CPL Initiative</w:t>
     </w:r>
     <w:r>
       <w:rPr>

--- a/reports/projects/4.1.4_Report.docx
+++ b/reports/projects/4.1.4_Report.docx
@@ -64,7 +64,7 @@
           <w:szCs w:val="19"/>
           <w:rFonts w:ascii="Cambria" w:cs="Cambria" w:eastAsia="Cambria" w:hAnsi="Cambria"/>
         </w:rPr>
-        <w:t xml:space="preserve">July 13, 2026</w:t>
+        <w:t xml:space="preserve">July 14, 2026</w:t>
       </w:r>
     </w:p>
     <w:tbl>
@@ -1412,7 +1412,7 @@
         <w:szCs w:val="14"/>
         <w:rFonts w:ascii="Cambria" w:cs="Cambria" w:eastAsia="Cambria" w:hAnsi="Cambria"/>
       </w:rPr>
-      <w:t xml:space="preserve">Generated July 13, 2026  |  California Community Colleges  |  CPL Initiative</w:t>
+      <w:t xml:space="preserve">Generated July 14, 2026  |  California Community Colleges  |  CPL Initiative</w:t>
     </w:r>
     <w:r>
       <w:rPr>

--- a/reports/projects/4.1.4_Report.docx
+++ b/reports/projects/4.1.4_Report.docx
@@ -64,7 +64,7 @@
           <w:szCs w:val="19"/>
           <w:rFonts w:ascii="Cambria" w:cs="Cambria" w:eastAsia="Cambria" w:hAnsi="Cambria"/>
         </w:rPr>
-        <w:t xml:space="preserve">July 14, 2026</w:t>
+        <w:t xml:space="preserve">July 15, 2026</w:t>
       </w:r>
     </w:p>
     <w:tbl>
@@ -1412,7 +1412,7 @@
         <w:szCs w:val="14"/>
         <w:rFonts w:ascii="Cambria" w:cs="Cambria" w:eastAsia="Cambria" w:hAnsi="Cambria"/>
       </w:rPr>
-      <w:t xml:space="preserve">Generated July 14, 2026  |  California Community Colleges  |  CPL Initiative</w:t>
+      <w:t xml:space="preserve">Generated July 15, 2026  |  California Community Colleges  |  CPL Initiative</w:t>
     </w:r>
     <w:r>
       <w:rPr>

--- a/reports/projects/4.1.4_Report.docx
+++ b/reports/projects/4.1.4_Report.docx
@@ -64,7 +64,7 @@
           <w:szCs w:val="19"/>
           <w:rFonts w:ascii="Cambria" w:cs="Cambria" w:eastAsia="Cambria" w:hAnsi="Cambria"/>
         </w:rPr>
-        <w:t xml:space="preserve">July 15, 2026</w:t>
+        <w:t xml:space="preserve">July 16, 2026</w:t>
       </w:r>
     </w:p>
     <w:tbl>
@@ -1412,7 +1412,7 @@
         <w:szCs w:val="14"/>
         <w:rFonts w:ascii="Cambria" w:cs="Cambria" w:eastAsia="Cambria" w:hAnsi="Cambria"/>
       </w:rPr>
-      <w:t xml:space="preserve">Generated July 15, 2026  |  California Community Colleges  |  CPL Initiative</w:t>
+      <w:t xml:space="preserve">Generated July 16, 2026  |  California Community Colleges  |  CPL Initiative</w:t>
     </w:r>
     <w:r>
       <w:rPr>

--- a/reports/projects/4.1.4_Report.docx
+++ b/reports/projects/4.1.4_Report.docx
@@ -64,7 +64,7 @@
           <w:szCs w:val="19"/>
           <w:rFonts w:ascii="Cambria" w:cs="Cambria" w:eastAsia="Cambria" w:hAnsi="Cambria"/>
         </w:rPr>
-        <w:t xml:space="preserve">July 16, 2026</w:t>
+        <w:t xml:space="preserve">July 17, 2026</w:t>
       </w:r>
     </w:p>
     <w:tbl>
@@ -1412,7 +1412,7 @@
         <w:szCs w:val="14"/>
         <w:rFonts w:ascii="Cambria" w:cs="Cambria" w:eastAsia="Cambria" w:hAnsi="Cambria"/>
       </w:rPr>
-      <w:t xml:space="preserve">Generated July 16, 2026  |  California Community Colleges  |  CPL Initiative</w:t>
+      <w:t xml:space="preserve">Generated July 17, 2026  |  California Community Colleges  |  CPL Initiative</w:t>
     </w:r>
     <w:r>
       <w:rPr>

--- a/reports/projects/4.1.4_Report.docx
+++ b/reports/projects/4.1.4_Report.docx
@@ -64,7 +64,7 @@
           <w:szCs w:val="19"/>
           <w:rFonts w:ascii="Cambria" w:cs="Cambria" w:eastAsia="Cambria" w:hAnsi="Cambria"/>
         </w:rPr>
-        <w:t xml:space="preserve">July 17, 2026</w:t>
+        <w:t xml:space="preserve">July 18, 2026</w:t>
       </w:r>
     </w:p>
     <w:tbl>
@@ -1412,7 +1412,7 @@
         <w:szCs w:val="14"/>
         <w:rFonts w:ascii="Cambria" w:cs="Cambria" w:eastAsia="Cambria" w:hAnsi="Cambria"/>
       </w:rPr>
-      <w:t xml:space="preserve">Generated July 17, 2026  |  California Community Colleges  |  CPL Initiative</w:t>
+      <w:t xml:space="preserve">Generated July 18, 2026  |  California Community Colleges  |  CPL Initiative</w:t>
     </w:r>
     <w:r>
       <w:rPr>

--- a/reports/projects/4.1.4_Report.docx
+++ b/reports/projects/4.1.4_Report.docx
@@ -64,7 +64,7 @@
           <w:szCs w:val="19"/>
           <w:rFonts w:ascii="Cambria" w:cs="Cambria" w:eastAsia="Cambria" w:hAnsi="Cambria"/>
         </w:rPr>
-        <w:t xml:space="preserve">July 18, 2026</w:t>
+        <w:t xml:space="preserve">July 19, 2026</w:t>
       </w:r>
     </w:p>
     <w:tbl>
@@ -1412,7 +1412,7 @@
         <w:szCs w:val="14"/>
         <w:rFonts w:ascii="Cambria" w:cs="Cambria" w:eastAsia="Cambria" w:hAnsi="Cambria"/>
       </w:rPr>
-      <w:t xml:space="preserve">Generated July 18, 2026  |  California Community Colleges  |  CPL Initiative</w:t>
+      <w:t xml:space="preserve">Generated July 19, 2026  |  California Community Colleges  |  CPL Initiative</w:t>
     </w:r>
     <w:r>
       <w:rPr>

--- a/reports/projects/4.1.4_Report.docx
+++ b/reports/projects/4.1.4_Report.docx
@@ -64,7 +64,7 @@
           <w:szCs w:val="19"/>
           <w:rFonts w:ascii="Cambria" w:cs="Cambria" w:eastAsia="Cambria" w:hAnsi="Cambria"/>
         </w:rPr>
-        <w:t xml:space="preserve">July 19, 2026</w:t>
+        <w:t xml:space="preserve">July 20, 2026</w:t>
       </w:r>
     </w:p>
     <w:tbl>
@@ -1412,7 +1412,7 @@
         <w:szCs w:val="14"/>
         <w:rFonts w:ascii="Cambria" w:cs="Cambria" w:eastAsia="Cambria" w:hAnsi="Cambria"/>
       </w:rPr>
-      <w:t xml:space="preserve">Generated July 19, 2026  |  California Community Colleges  |  CPL Initiative</w:t>
+      <w:t xml:space="preserve">Generated July 20, 2026  |  California Community Colleges  |  CPL Initiative</w:t>
     </w:r>
     <w:r>
       <w:rPr>

--- a/reports/projects/4.1.4_Report.docx
+++ b/reports/projects/4.1.4_Report.docx
@@ -64,7 +64,7 @@
           <w:szCs w:val="19"/>
           <w:rFonts w:ascii="Cambria" w:cs="Cambria" w:eastAsia="Cambria" w:hAnsi="Cambria"/>
         </w:rPr>
-        <w:t xml:space="preserve">July 20, 2026</w:t>
+        <w:t xml:space="preserve">July 21, 2026</w:t>
       </w:r>
     </w:p>
     <w:tbl>
@@ -1412,7 +1412,7 @@
         <w:szCs w:val="14"/>
         <w:rFonts w:ascii="Cambria" w:cs="Cambria" w:eastAsia="Cambria" w:hAnsi="Cambria"/>
       </w:rPr>
-      <w:t xml:space="preserve">Generated July 20, 2026  |  California Community Colleges  |  CPL Initiative</w:t>
+      <w:t xml:space="preserve">Generated July 21, 2026  |  California Community Colleges  |  CPL Initiative</w:t>
     </w:r>
     <w:r>
       <w:rPr>

--- a/reports/projects/4.1.4_Report.docx
+++ b/reports/projects/4.1.4_Report.docx
@@ -64,7 +64,7 @@
           <w:szCs w:val="19"/>
           <w:rFonts w:ascii="Cambria" w:cs="Cambria" w:eastAsia="Cambria" w:hAnsi="Cambria"/>
         </w:rPr>
-        <w:t xml:space="preserve">July 21, 2026</w:t>
+        <w:t xml:space="preserve">July 22, 2026</w:t>
       </w:r>
     </w:p>
     <w:tbl>
@@ -1412,7 +1412,7 @@
         <w:szCs w:val="14"/>
         <w:rFonts w:ascii="Cambria" w:cs="Cambria" w:eastAsia="Cambria" w:hAnsi="Cambria"/>
       </w:rPr>
-      <w:t xml:space="preserve">Generated July 21, 2026  |  California Community Colleges  |  CPL Initiative</w:t>
+      <w:t xml:space="preserve">Generated July 22, 2026  |  California Community Colleges  |  CPL Initiative</w:t>
     </w:r>
     <w:r>
       <w:rPr>
